--- a/human/tasks/Q-03/summary.docx
+++ b/human/tasks/Q-03/summary.docx
@@ -143,7 +143,7 @@
     </w:p>
     <w:p>
       <w:r>
-        <w:t>共享随机化/测量及P-02模块仍是唯一原位置，最终根目录迁移再修复消费者。注册状态和冻结分发不改，不为结构整理重绘业务SVG；Word来自Agent事实而非直接改结论。</w:t>
+        <w:t>共享随机化、测量及P-02实现均以agent/modules为唯一权威位置，根目录19/19项已迁入human/agent，当前读取和运行入口已验证，业务签收不变。注册状态和冻结分发不改，不为结构整理重绘业务SVG；Word来自Agent事实而非直接改结论。</w:t>
       </w:r>
     </w:p>
     <w:p>
@@ -202,7 +202,12 @@
     </w:p>
     <w:p>
       <w:r>
-        <w:t>规范化累计37/71、剩余34，下一X-01。真实Level C、工具完整实现、校准及根目录双层迁移仍待完成，WAIT_DEP_EXTERNAL不变。</w:t>
+        <w:t>规范化71/71包、根目录迁移19/19项完成；每包Word由Agent源生成。</w:t>
+      </w:r>
+    </w:p>
+    <w:p>
+      <w:r>
+        <w:t>业务状态WAIT_DEP_EXTERNAL，原签收与未交付项不变；后续按注册表和实际依赖推进。</w:t>
       </w:r>
     </w:p>
     <w:p>
